--- a/evidencias/Informe_Guia_Practica_07_Integrado.docx
+++ b/evidencias/Informe_Guia_Practica_07_Integrado.docx
@@ -364,7 +364,7 @@
                 <w:rFonts w:ascii="Aptos" w:hAnsi="Aptos"/>
                 <w:sz w:val="21"/>
               </w:rPr>
-              <w:t>4 de octubre de 2026</w:t>
+              <w:t>29 de septiembre de 2026</w:t>
             </w:r>
           </w:p>
         </w:tc>
